--- a/public/files/en/first-ai-lesson-kit.docx
+++ b/public/files/en/first-ai-lesson-kit.docx
@@ -24,6 +24,17 @@
           <w:sz w:val="18"/>
         </w:rPr>
         <w:t>──────────────────────────────────────────────</w:t>
+      </w:r>
+    </w:p>
+    <w:p>
+      <w:r>
+        <w:rPr>
+          <w:rFonts w:ascii="Quicksand" w:hAnsi="Quicksand" w:cs="Quicksand" w:eastAsia="Noto Sans TC"/>
+          <w:b w:val="0"/>
+          <w:color w:val="080808"/>
+          <w:sz w:val="21"/>
+        </w:rPr>
+        <w:t>Your first AI lesson: a self-guided kit for P4-P6 teachers who have never taught with AI</w:t>
       </w:r>
     </w:p>
     <w:p>
@@ -798,7 +809,7 @@
           <w:color w:val="080808"/>
           <w:sz w:val="21"/>
         </w:rPr>
-        <w:t>Example 1 (whole class together)</w:t>
+        <w:t>Name: ______________ Class: ______ Partner: ______________ Example 1 (whole class together)</w:t>
       </w:r>
     </w:p>
     <w:p>
@@ -1172,42 +1183,6 @@
         <w:t>3. Next time, in a different subject, which part will I keep and which part will I change?</w:t>
       </w:r>
     </w:p>
-    <w:p>
-      <w:pPr>
-        <w:spacing w:before="240" w:after="80"/>
-      </w:pPr>
-      <w:r>
-        <w:rPr>
-          <w:rFonts w:ascii="Quicksand" w:hAnsi="Quicksand" w:cs="Quicksand" w:eastAsia="Noto Sans TC"/>
-          <w:b/>
-          <w:color w:val="E10707"/>
-          <w:sz w:val="28"/>
-        </w:rPr>
-        <w:t>How this relates to the EDB framework</w:t>
-      </w:r>
-    </w:p>
-    <w:p>
-      <w:r>
-        <w:rPr>
-          <w:rFonts w:ascii="Quicksand" w:hAnsi="Quicksand" w:cs="Quicksand" w:eastAsia="Noto Sans TC"/>
-          <w:b w:val="0"/>
-          <w:color w:val="080808"/>
-          <w:sz w:val="21"/>
-        </w:rPr>
-        <w:t>Maps to G (the Guide to Using AI in Teaching in Primary and Secondary Schools) p.2-3 (collaborative planning, lesson observation and continuing reflection) and pp.2-5 and 2-7 (different difficulty levels, visual materials and support to address learning diversity). Official documents: https://www.edb.gov.hk/en/edu-system/primary-secondary/applicable-to-primary-secondary/it-in-edu/debp.html</w:t>
-      </w:r>
-    </w:p>
-    <w:p>
-      <w:r>
-        <w:rPr>
-          <w:rFonts w:ascii="Quicksand" w:hAnsi="Quicksand" w:cs="Quicksand" w:eastAsia="Noto Sans TC"/>
-          <w:b w:val="0"/>
-          <w:color w:val="080808"/>
-          <w:sz w:val="21"/>
-        </w:rPr>
-        <w:t>This is an independent Beets resource, not an official EDB publication.</w:t>
-      </w:r>
-    </w:p>
     <w:sectPr>
       <w:pgSz w:w="11906" w:h="16838"/>
       <w:pgMar w:top="1020" w:right="1134" w:bottom="1020" w:left="1134" w:header="720" w:footer="720" w:gutter="0"/>

--- a/public/files/en/first-ai-lesson-kit.docx
+++ b/public/files/en/first-ai-lesson-kit.docx
@@ -809,7 +809,7 @@
           <w:color w:val="080808"/>
           <w:sz w:val="21"/>
         </w:rPr>
-        <w:t>Name: ______________ Class: ______ Partner: ______________ Example 1 (whole class together)</w:t>
+        <w:t>姓名 Name: ______________ 班別 Class: ______ 組員 Partner: ______________ Example 1 (whole class together)</w:t>
       </w:r>
     </w:p>
     <w:p>
